--- a/templates/MPC-report-template.docx
+++ b/templates/MPC-report-template.docx
@@ -1,6 +1,6 @@
 
 <file path=word/document.xml><?xml version="1.0" encoding="utf-8"?>
-<w:document xmlns:wpc="http://schemas.microsoft.com/office/word/2010/wordprocessingCanvas" xmlns:cx="http://schemas.microsoft.com/office/drawing/2014/chartex" xmlns:cx1="http://schemas.microsoft.com/office/drawing/2015/9/8/chartex" xmlns:cx2="http://schemas.microsoft.com/office/drawing/2015/10/21/chartex" xmlns:cx3="http://schemas.microsoft.com/office/drawing/2016/5/9/chartex" xmlns:cx4="http://schemas.microsoft.com/office/drawing/2016/5/10/chartex" xmlns:cx5="http://schemas.microsoft.com/office/drawing/2016/5/11/chartex" xmlns:cx6="http://schemas.microsoft.com/office/drawing/2016/5/12/chartex" xmlns:cx7="http://schemas.microsoft.com/office/drawing/2016/5/13/chartex" xmlns:cx8="http://schemas.microsoft.com/office/drawing/2016/5/14/chartex" xmlns:mc="http://schemas.openxmlformats.org/markup-compatibility/2006" xmlns:aink="http://schemas.microsoft.com/office/drawing/2016/ink" xmlns:am3d="http://schemas.microsoft.com/office/drawing/2017/model3d" xmlns:o="urn:schemas-microsoft-com:office:office" xmlns:r="http://schemas.openxmlformats.org/officeDocument/2006/relationships" xmlns:m="http://schemas.openxmlformats.org/officeDocument/2006/math" xmlns:v="urn:schemas-microsoft-com:vml" xmlns:wp14="http://schemas.microsoft.com/office/word/2010/wordprocessingDrawing" xmlns:wp="http://schemas.openxmlformats.org/drawingml/2006/wordprocessingDrawing" xmlns:w10="urn:schemas-microsoft-com:office:word" xmlns:w="http://schemas.openxmlformats.org/wordprocessingml/2006/main" xmlns:w14="http://schemas.microsoft.com/office/word/2010/wordml" xmlns:w15="http://schemas.microsoft.com/office/word/2012/wordml" xmlns:w16cex="http://schemas.microsoft.com/office/word/2018/wordml/cex" xmlns:w16cid="http://schemas.microsoft.com/office/word/2016/wordml/cid" xmlns:w16="http://schemas.microsoft.com/office/word/2018/wordml" xmlns:w16sdtdh="http://schemas.microsoft.com/office/word/2020/wordml/sdtdatahash" xmlns:w16se="http://schemas.microsoft.com/office/word/2015/wordml/symex" xmlns:wpg="http://schemas.microsoft.com/office/word/2010/wordprocessingGroup" xmlns:wpi="http://schemas.microsoft.com/office/word/2010/wordprocessingInk" xmlns:wne="http://schemas.microsoft.com/office/word/2006/wordml" xmlns:wps="http://schemas.microsoft.com/office/word/2010/wordprocessingShape" mc:Ignorable="w14 w15 w16se w16cid w16 w16cex w16sdtdh wp14">
+<w:document xmlns:wpc="http://schemas.microsoft.com/office/word/2010/wordprocessingCanvas" xmlns:cx="http://schemas.microsoft.com/office/drawing/2014/chartex" xmlns:cx1="http://schemas.microsoft.com/office/drawing/2015/9/8/chartex" xmlns:cx2="http://schemas.microsoft.com/office/drawing/2015/10/21/chartex" xmlns:cx3="http://schemas.microsoft.com/office/drawing/2016/5/9/chartex" xmlns:cx4="http://schemas.microsoft.com/office/drawing/2016/5/10/chartex" xmlns:cx5="http://schemas.microsoft.com/office/drawing/2016/5/11/chartex" xmlns:cx6="http://schemas.microsoft.com/office/drawing/2016/5/12/chartex" xmlns:cx7="http://schemas.microsoft.com/office/drawing/2016/5/13/chartex" xmlns:cx8="http://schemas.microsoft.com/office/drawing/2016/5/14/chartex" xmlns:mc="http://schemas.openxmlformats.org/markup-compatibility/2006" xmlns:aink="http://schemas.microsoft.com/office/drawing/2016/ink" xmlns:am3d="http://schemas.microsoft.com/office/drawing/2017/model3d" xmlns:o="urn:schemas-microsoft-com:office:office" xmlns:oel="http://schemas.microsoft.com/office/2019/extlst" xmlns:r="http://schemas.openxmlformats.org/officeDocument/2006/relationships" xmlns:m="http://schemas.openxmlformats.org/officeDocument/2006/math" xmlns:v="urn:schemas-microsoft-com:vml" xmlns:wp14="http://schemas.microsoft.com/office/word/2010/wordprocessingDrawing" xmlns:wp="http://schemas.openxmlformats.org/drawingml/2006/wordprocessingDrawing" xmlns:w10="urn:schemas-microsoft-com:office:word" xmlns:w="http://schemas.openxmlformats.org/wordprocessingml/2006/main" xmlns:w14="http://schemas.microsoft.com/office/word/2010/wordml" xmlns:w15="http://schemas.microsoft.com/office/word/2012/wordml" xmlns:w16cex="http://schemas.microsoft.com/office/word/2018/wordml/cex" xmlns:w16cid="http://schemas.microsoft.com/office/word/2016/wordml/cid" xmlns:w16="http://schemas.microsoft.com/office/word/2018/wordml" xmlns:w16du="http://schemas.microsoft.com/office/word/2023/wordml/word16du" xmlns:w16sdtdh="http://schemas.microsoft.com/office/word/2020/wordml/sdtdatahash" xmlns:w16sdtfl="http://schemas.microsoft.com/office/word/2024/wordml/sdtformatlock" xmlns:w16se="http://schemas.microsoft.com/office/word/2015/wordml/symex" xmlns:wpg="http://schemas.microsoft.com/office/word/2010/wordprocessingGroup" xmlns:wpi="http://schemas.microsoft.com/office/word/2010/wordprocessingInk" xmlns:wne="http://schemas.microsoft.com/office/word/2006/wordml" xmlns:wps="http://schemas.microsoft.com/office/word/2010/wordprocessingShape" mc:Ignorable="w14 w15 w16se w16cid w16 w16cex w16sdtdh w16sdtfl w16du wp14">
   <w:body>
     <w:p>
       <w:pPr>
@@ -65,19 +65,7 @@
         <w:rPr>
           <w:lang w:val="en-US"/>
         </w:rPr>
-        <w:t>Name</w:t>
-      </w:r>
-      <w:r>
-        <w:rPr>
-          <w:lang w:val="en-US"/>
-        </w:rPr>
-        <w:t xml:space="preserve"> </w:t>
-      </w:r>
-      <w:r>
-        <w:rPr>
-          <w:lang w:val="en-US"/>
-        </w:rPr>
-        <w:t>Surname</w:t>
+        <w:t>Matej Mikula</w:t>
       </w:r>
     </w:p>
     <w:p>
@@ -111,34 +99,8 @@
         <w:rPr>
           <w:lang w:val="en-US"/>
         </w:rPr>
-        <w:t>xx</w:t>
-      </w:r>
-      <w:r>
-        <w:rPr>
-          <w:lang w:val="en-US"/>
-        </w:rPr>
-        <w:t xml:space="preserve"> </w:t>
-      </w:r>
-      <w:r>
-        <w:rPr>
-          <w:lang w:val="en-US"/>
-        </w:rPr>
-        <w:t>xxx</w:t>
-      </w:r>
-      <w:r>
-        <w:rPr>
-          <w:lang w:val="en-US"/>
-        </w:rPr>
-        <w:t xml:space="preserve"> </w:t>
-      </w:r>
-      <w:proofErr w:type="spellStart"/>
-      <w:r>
-        <w:rPr>
-          <w:lang w:val="en-US"/>
-        </w:rPr>
-        <w:t>xxxx</w:t>
-      </w:r>
-      <w:proofErr w:type="spellEnd"/>
+        <w:t>29/03/2026</w:t>
+      </w:r>
     </w:p>
     <w:p>
       <w:pPr>
@@ -318,7 +280,7 @@
                 <v:stroke joinstyle="miter"/>
                 <v:path gradientshapeok="t" o:connecttype="rect"/>
               </v:shapetype>
-              <v:shape id="Text Box 9" o:spid="_x0000_s1026" type="#_x0000_t202" style="position:absolute;margin-left:144.85pt;margin-top:178.05pt;width:159.3pt;height:.05pt;z-index:251669504;visibility:visible;mso-wrap-style:square;mso-wrap-distance-left:9pt;mso-wrap-distance-top:0;mso-wrap-distance-right:9pt;mso-wrap-distance-bottom:0;mso-position-horizontal:absolute;mso-position-horizontal-relative:text;mso-position-vertical:absolute;mso-position-vertical-relative:text;v-text-anchor:top" o:gfxdata="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" stroked="f">
+              <v:shape id="Text Box 9" o:spid="_x0000_s1026" type="#_x0000_t202" style="position:absolute;margin-left:144.85pt;margin-top:178.05pt;width:159.3pt;height:.05pt;z-index:251669504;visibility:visible;mso-wrap-style:square;mso-wrap-distance-left:9pt;mso-wrap-distance-top:0;mso-wrap-distance-right:9pt;mso-wrap-distance-bottom:0;mso-position-horizontal:absolute;mso-position-horizontal-relative:text;mso-position-vertical:absolute;mso-position-vertical-relative:text;v-text-anchor:top" o:gfxdata="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" stroked="f">
                 <v:textbox style="mso-fit-shape-to-text:t" inset="0,0,0,0">
                   <w:txbxContent>
                     <w:p>
@@ -362,6 +324,7 @@
       <w:r>
         <w:rPr>
           <w:rFonts w:ascii="Open Sans" w:eastAsia="Times New Roman" w:hAnsi="Open Sans" w:cs="Open Sans"/>
+          <w:noProof/>
           <w:color w:val="000000"/>
           <w:sz w:val="21"/>
           <w:szCs w:val="21"/>
@@ -369,7 +332,7 @@
           <w:lang w:eastAsia="en-GB"/>
         </w:rPr>
         <w:drawing>
-          <wp:anchor distT="0" distB="0" distL="114300" distR="114300" simplePos="0" relativeHeight="251667456" behindDoc="0" locked="0" layoutInCell="1" allowOverlap="1" wp14:anchorId="4ADA1C2F" wp14:editId="1B13B3B8">
+          <wp:anchor distT="0" distB="0" distL="114300" distR="114300" simplePos="0" relativeHeight="251667456" behindDoc="0" locked="0" layoutInCell="1" allowOverlap="1" wp14:anchorId="4ADA1C2F" wp14:editId="27699880">
             <wp:simplePos x="0" y="0"/>
             <wp:positionH relativeFrom="column">
               <wp:posOffset>1839632</wp:posOffset>
@@ -480,7 +443,12 @@
     <w:p>
       <w:pPr>
         <w:rPr>
-          <w:rFonts w:cs="Arial"/>
+          <w:rFonts w:ascii="Open Sans" w:eastAsia="Times New Roman" w:hAnsi="Open Sans" w:cs="Open Sans"/>
+          <w:color w:val="000000"/>
+          <w:sz w:val="21"/>
+          <w:szCs w:val="21"/>
+          <w:shd w:val="clear" w:color="auto" w:fill="FFFFFF"/>
+          <w:lang w:val="en-US" w:eastAsia="en-GB"/>
         </w:rPr>
       </w:pPr>
       <w:r>
@@ -567,7 +535,7 @@
           </mc:Choice>
           <mc:Fallback>
             <w:pict>
-              <v:shape w14:anchorId="031C5F84" id="Text Box 8" o:spid="_x0000_s1027" type="#_x0000_t202" style="position:absolute;margin-left:68.8pt;margin-top:183.65pt;width:334.6pt;height:.05pt;z-index:251666432;visibility:visible;mso-wrap-style:square;mso-wrap-distance-left:9pt;mso-wrap-distance-top:0;mso-wrap-distance-right:9pt;mso-wrap-distance-bottom:0;mso-position-horizontal:absolute;mso-position-horizontal-relative:text;mso-position-vertical:absolute;mso-position-vertical-relative:text;v-text-anchor:top" o:gfxdata="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" stroked="f">
+              <v:shape w14:anchorId="031C5F84" id="Text Box 8" o:spid="_x0000_s1027" type="#_x0000_t202" style="position:absolute;margin-left:68.8pt;margin-top:183.65pt;width:334.6pt;height:.05pt;z-index:251666432;visibility:visible;mso-wrap-style:square;mso-wrap-distance-left:9pt;mso-wrap-distance-top:0;mso-wrap-distance-right:9pt;mso-wrap-distance-bottom:0;mso-position-horizontal:absolute;mso-position-horizontal-relative:text;mso-position-vertical:absolute;mso-position-vertical-relative:text;v-text-anchor:top" o:gfxdata="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" stroked="f">
                 <v:textbox style="mso-fit-shape-to-text:t" inset="0,0,0,0">
                   <w:txbxContent>
                     <w:p>
@@ -613,7 +581,7 @@
         <mc:AlternateContent>
           <mc:Choice Requires="wpg">
             <w:drawing>
-              <wp:anchor distT="0" distB="0" distL="114300" distR="114300" simplePos="0" relativeHeight="251662336" behindDoc="0" locked="0" layoutInCell="1" allowOverlap="1" wp14:anchorId="12153202" wp14:editId="4E2FF224">
+              <wp:anchor distT="0" distB="0" distL="114300" distR="114300" simplePos="0" relativeHeight="251662336" behindDoc="0" locked="0" layoutInCell="1" allowOverlap="1" wp14:anchorId="12153202" wp14:editId="4CEC7C4E">
                 <wp:simplePos x="0" y="0"/>
                 <wp:positionH relativeFrom="column">
                   <wp:posOffset>874111</wp:posOffset>
@@ -704,7 +672,7 @@
           </mc:Choice>
           <mc:Fallback>
             <w:pict>
-              <v:group w14:anchorId="2E45FCA0" id="Group 6" o:spid="_x0000_s1026" style="position:absolute;margin-left:68.85pt;margin-top:69.1pt;width:334.6pt;height:117.1pt;z-index:251662336" coordsize="42495,14871" o:gfxdata="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">
+              <v:group w14:anchorId="2E45FCA0" id="Group 6" o:spid="_x0000_s1026" style="position:absolute;margin-left:68.85pt;margin-top:69.1pt;width:334.6pt;height:117.1pt;z-index:251662336" coordsize="42495,14871" o:gfxdata="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">
                 <v:shapetype id="_x0000_t75" coordsize="21600,21600" o:spt="75" o:preferrelative="t" path="m@4@5l@4@11@9@11@9@5xe" filled="f" stroked="f">
                   <v:stroke joinstyle="miter"/>
                   <v:formulas>
@@ -724,10 +692,10 @@
                   <v:path o:extrusionok="f" gradientshapeok="t" o:connecttype="rect"/>
                   <o:lock v:ext="edit" aspectratio="t"/>
                 </v:shapetype>
-                <v:shape id="Picture 4" o:spid="_x0000_s1027" type="#_x0000_t75" alt="Chart, line chart&#10;&#10;Description automatically generated" style="position:absolute;top:105;width:20491;height:14744;visibility:visible;mso-wrap-style:square" o:gfxdata="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">
+                <v:shape id="Picture 4" o:spid="_x0000_s1027" type="#_x0000_t75" alt="Chart, line chart&#10;&#10;Description automatically generated" style="position:absolute;top:105;width:20491;height:14744;visibility:visible;mso-wrap-style:square" o:gfxdata="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">
                   <v:imagedata r:id="rId11" o:title="Chart, line chart&#10;&#10;Description automatically generated"/>
                 </v:shape>
-                <v:shape id="Picture 5" o:spid="_x0000_s1028" type="#_x0000_t75" alt="Chart, line chart&#10;&#10;Description automatically generated" style="position:absolute;left:21756;width:20739;height:14871;visibility:visible;mso-wrap-style:square" o:gfxdata="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">
+                <v:shape id="Picture 5" o:spid="_x0000_s1028" type="#_x0000_t75" alt="Chart, line chart&#10;&#10;Description automatically generated" style="position:absolute;left:21756;width:20739;height:14871;visibility:visible;mso-wrap-style:square" o:gfxdata="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">
                   <v:imagedata r:id="rId12" o:title="Chart, line chart&#10;&#10;Description automatically generated"/>
                 </v:shape>
                 <w10:wrap type="topAndBottom"/>
@@ -748,8 +716,617 @@
         <w:t>Lorem ipsum dolor sit amet, consectetur adipiscing elit. Pellentesque faucibus, mi eu pellentesque venenatis, ligula leo tincidunt mauris, in tempus lectus erat eget purus. Fusce quis urna dolor. Phasellus tristique felis justo, vel consectetur magna luctus a. Nulla pharetra magna non pellentesque ve</w:t>
       </w:r>
     </w:p>
+    <w:p>
+      <w:pPr>
+        <w:pStyle w:val="Heading2"/>
+        <w:rPr>
+          <w:lang w:val="en-US"/>
+        </w:rPr>
+      </w:pPr>
+      <w:r>
+        <w:rPr>
+          <w:lang w:val="en-US"/>
+        </w:rPr>
+        <w:lastRenderedPageBreak/>
+        <w:t xml:space="preserve">Task </w:t>
+      </w:r>
+      <w:r>
+        <w:rPr>
+          <w:lang w:val="en-US"/>
+        </w:rPr>
+        <w:t>4</w:t>
+      </w:r>
+    </w:p>
+    <w:p>
+      <w:pPr>
+        <w:rPr>
+          <w:lang w:val="en-US"/>
+        </w:rPr>
+      </w:pPr>
+    </w:p>
+    <w:p>
+      <w:pPr>
+        <w:rPr>
+          <w:rFonts w:ascii="Open Sans" w:eastAsia="Times New Roman" w:hAnsi="Open Sans" w:cs="Open Sans"/>
+          <w:color w:val="000000"/>
+          <w:sz w:val="21"/>
+          <w:szCs w:val="21"/>
+          <w:shd w:val="clear" w:color="auto" w:fill="FFFFFF"/>
+          <w:lang w:eastAsia="en-GB"/>
+        </w:rPr>
+      </w:pPr>
+      <w:r>
+        <w:rPr>
+          <w:noProof/>
+        </w:rPr>
+        <mc:AlternateContent>
+          <mc:Choice Requires="wps">
+            <w:drawing>
+              <wp:anchor distT="0" distB="0" distL="114300" distR="114300" simplePos="0" relativeHeight="251672576" behindDoc="0" locked="0" layoutInCell="1" allowOverlap="1" wp14:anchorId="0DFF4576" wp14:editId="151880FC">
+                <wp:simplePos x="0" y="0"/>
+                <wp:positionH relativeFrom="column">
+                  <wp:posOffset>1839595</wp:posOffset>
+                </wp:positionH>
+                <wp:positionV relativeFrom="paragraph">
+                  <wp:posOffset>2261235</wp:posOffset>
+                </wp:positionV>
+                <wp:extent cx="2023110" cy="635"/>
+                <wp:effectExtent l="0" t="0" r="0" b="12065"/>
+                <wp:wrapTopAndBottom/>
+                <wp:docPr id="820878553" name="Text Box 820878553"/>
+                <wp:cNvGraphicFramePr/>
+                <a:graphic xmlns:a="http://schemas.openxmlformats.org/drawingml/2006/main">
+                  <a:graphicData uri="http://schemas.microsoft.com/office/word/2010/wordprocessingShape">
+                    <wps:wsp>
+                      <wps:cNvSpPr txBox="1"/>
+                      <wps:spPr>
+                        <a:xfrm>
+                          <a:off x="0" y="0"/>
+                          <a:ext cx="2023110" cy="635"/>
+                        </a:xfrm>
+                        <a:prstGeom prst="rect">
+                          <a:avLst/>
+                        </a:prstGeom>
+                        <a:solidFill>
+                          <a:prstClr val="white"/>
+                        </a:solidFill>
+                        <a:ln>
+                          <a:noFill/>
+                        </a:ln>
+                      </wps:spPr>
+                      <wps:txbx>
+                        <w:txbxContent>
+                          <w:p>
+                            <w:pPr>
+                              <w:pStyle w:val="Caption"/>
+                              <w:jc w:val="center"/>
+                              <w:rPr>
+                                <w:rFonts w:ascii="Open Sans" w:eastAsia="Times New Roman" w:hAnsi="Open Sans" w:cs="Open Sans"/>
+                                <w:color w:val="000000"/>
+                                <w:sz w:val="21"/>
+                                <w:szCs w:val="21"/>
+                                <w:shd w:val="clear" w:color="auto" w:fill="FFFFFF"/>
+                              </w:rPr>
+                            </w:pPr>
+                            <w:r>
+                              <w:t xml:space="preserve">Figure </w:t>
+                            </w:r>
+                            <w:r>
+                              <w:fldChar w:fldCharType="begin"/>
+                            </w:r>
+                            <w:r>
+                              <w:instrText xml:space="preserve"> SEQ Figure \* ARABIC </w:instrText>
+                            </w:r>
+                            <w:r>
+                              <w:fldChar w:fldCharType="separate"/>
+                            </w:r>
+                            <w:r>
+                              <w:rPr>
+                                <w:noProof/>
+                              </w:rPr>
+                              <w:t>1</w:t>
+                            </w:r>
+                            <w:r>
+                              <w:rPr>
+                                <w:noProof/>
+                              </w:rPr>
+                              <w:fldChar w:fldCharType="end"/>
+                            </w:r>
+                            <w:r>
+                              <w:rPr>
+                                <w:lang w:val="en-US"/>
+                              </w:rPr>
+                              <w:t xml:space="preserve"> - Lorem Ipsum</w:t>
+                            </w:r>
+                          </w:p>
+                        </w:txbxContent>
+                      </wps:txbx>
+                      <wps:bodyPr rot="0" spcFirstLastPara="0" vertOverflow="overflow" horzOverflow="overflow" vert="horz" wrap="square" lIns="0" tIns="0" rIns="0" bIns="0" numCol="1" spcCol="0" rtlCol="0" fromWordArt="0" anchor="t" anchorCtr="0" forceAA="0" compatLnSpc="1">
+                        <a:prstTxWarp prst="textNoShape">
+                          <a:avLst/>
+                        </a:prstTxWarp>
+                        <a:spAutoFit/>
+                      </wps:bodyPr>
+                    </wps:wsp>
+                  </a:graphicData>
+                </a:graphic>
+              </wp:anchor>
+            </w:drawing>
+          </mc:Choice>
+          <mc:Fallback>
+            <w:pict>
+              <v:shape w14:anchorId="0DFF4576" id="Text Box 820878553" o:spid="_x0000_s1028" type="#_x0000_t202" style="position:absolute;margin-left:144.85pt;margin-top:178.05pt;width:159.3pt;height:.05pt;z-index:251672576;visibility:visible;mso-wrap-style:square;mso-wrap-distance-left:9pt;mso-wrap-distance-top:0;mso-wrap-distance-right:9pt;mso-wrap-distance-bottom:0;mso-position-horizontal:absolute;mso-position-horizontal-relative:text;mso-position-vertical:absolute;mso-position-vertical-relative:text;v-text-anchor:top" o:gfxdata="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" stroked="f">
+                <v:textbox style="mso-fit-shape-to-text:t" inset="0,0,0,0">
+                  <w:txbxContent>
+                    <w:p>
+                      <w:pPr>
+                        <w:pStyle w:val="Caption"/>
+                        <w:jc w:val="center"/>
+                        <w:rPr>
+                          <w:rFonts w:ascii="Open Sans" w:eastAsia="Times New Roman" w:hAnsi="Open Sans" w:cs="Open Sans"/>
+                          <w:color w:val="000000"/>
+                          <w:sz w:val="21"/>
+                          <w:szCs w:val="21"/>
+                          <w:shd w:val="clear" w:color="auto" w:fill="FFFFFF"/>
+                        </w:rPr>
+                      </w:pPr>
+                      <w:r>
+                        <w:t xml:space="preserve">Figure </w:t>
+                      </w:r>
+                      <w:r>
+                        <w:fldChar w:fldCharType="begin"/>
+                      </w:r>
+                      <w:r>
+                        <w:instrText xml:space="preserve"> SEQ Figure \* ARABIC </w:instrText>
+                      </w:r>
+                      <w:r>
+                        <w:fldChar w:fldCharType="separate"/>
+                      </w:r>
+                      <w:r>
+                        <w:rPr>
+                          <w:noProof/>
+                        </w:rPr>
+                        <w:t>1</w:t>
+                      </w:r>
+                      <w:r>
+                        <w:rPr>
+                          <w:noProof/>
+                        </w:rPr>
+                        <w:fldChar w:fldCharType="end"/>
+                      </w:r>
+                      <w:r>
+                        <w:rPr>
+                          <w:lang w:val="en-US"/>
+                        </w:rPr>
+                        <w:t xml:space="preserve"> - Lorem Ipsum</w:t>
+                      </w:r>
+                    </w:p>
+                  </w:txbxContent>
+                </v:textbox>
+                <w10:wrap type="topAndBottom"/>
+              </v:shape>
+            </w:pict>
+          </mc:Fallback>
+        </mc:AlternateContent>
+      </w:r>
+      <w:r>
+        <w:rPr>
+          <w:rFonts w:ascii="Open Sans" w:eastAsia="Times New Roman" w:hAnsi="Open Sans" w:cs="Open Sans"/>
+          <w:noProof/>
+          <w:color w:val="000000"/>
+          <w:sz w:val="21"/>
+          <w:szCs w:val="21"/>
+          <w:shd w:val="clear" w:color="auto" w:fill="FFFFFF"/>
+          <w:lang w:eastAsia="en-GB"/>
+        </w:rPr>
+        <w:drawing>
+          <wp:anchor distT="0" distB="0" distL="114300" distR="114300" simplePos="0" relativeHeight="251671552" behindDoc="0" locked="0" layoutInCell="1" allowOverlap="1" wp14:anchorId="6818F11A" wp14:editId="64CDF994">
+            <wp:simplePos x="0" y="0"/>
+            <wp:positionH relativeFrom="column">
+              <wp:posOffset>1839632</wp:posOffset>
+            </wp:positionH>
+            <wp:positionV relativeFrom="paragraph">
+              <wp:posOffset>795618</wp:posOffset>
+            </wp:positionV>
+            <wp:extent cx="2023110" cy="1409065"/>
+            <wp:effectExtent l="0" t="0" r="0" b="635"/>
+            <wp:wrapTopAndBottom/>
+            <wp:docPr id="150036306" name="Picture 7" descr="Chart, line chart&#10;&#10;Description automatically generated">
+              <a:extLst xmlns:a="http://schemas.openxmlformats.org/drawingml/2006/main">
+                <a:ext uri="{FF2B5EF4-FFF2-40B4-BE49-F238E27FC236}">
+                  <a16:creationId xmlns:a16="http://schemas.microsoft.com/office/drawing/2014/main" id="{7C29043C-20ED-6E4B-B766-D8F2F146FC5B}"/>
+                </a:ext>
+              </a:extLst>
+            </wp:docPr>
+            <wp:cNvGraphicFramePr>
+              <a:graphicFrameLocks xmlns:a="http://schemas.openxmlformats.org/drawingml/2006/main" noChangeAspect="1"/>
+            </wp:cNvGraphicFramePr>
+            <a:graphic xmlns:a="http://schemas.openxmlformats.org/drawingml/2006/main">
+              <a:graphicData uri="http://schemas.openxmlformats.org/drawingml/2006/picture">
+                <pic:pic xmlns:pic="http://schemas.openxmlformats.org/drawingml/2006/picture">
+                  <pic:nvPicPr>
+                    <pic:cNvPr id="8" name="Picture 7" descr="Chart, line chart&#10;&#10;Description automatically generated">
+                      <a:extLst>
+                        <a:ext uri="{FF2B5EF4-FFF2-40B4-BE49-F238E27FC236}">
+                          <a16:creationId xmlns:a16="http://schemas.microsoft.com/office/drawing/2014/main" id="{7C29043C-20ED-6E4B-B766-D8F2F146FC5B}"/>
+                        </a:ext>
+                      </a:extLst>
+                    </pic:cNvPr>
+                    <pic:cNvPicPr>
+                      <a:picLocks noChangeAspect="1"/>
+                    </pic:cNvPicPr>
+                  </pic:nvPicPr>
+                  <pic:blipFill>
+                    <a:blip r:embed="rId7" cstate="print">
+                      <a:extLst>
+                        <a:ext uri="{28A0092B-C50C-407E-A947-70E740481C1C}">
+                          <a14:useLocalDpi xmlns:a14="http://schemas.microsoft.com/office/drawing/2010/main" val="0"/>
+                        </a:ext>
+                      </a:extLst>
+                    </a:blip>
+                    <a:stretch>
+                      <a:fillRect/>
+                    </a:stretch>
+                  </pic:blipFill>
+                  <pic:spPr>
+                    <a:xfrm>
+                      <a:off x="0" y="0"/>
+                      <a:ext cx="2023110" cy="1409065"/>
+                    </a:xfrm>
+                    <a:prstGeom prst="rect">
+                      <a:avLst/>
+                    </a:prstGeom>
+                  </pic:spPr>
+                </pic:pic>
+              </a:graphicData>
+            </a:graphic>
+            <wp14:sizeRelH relativeFrom="page">
+              <wp14:pctWidth>0</wp14:pctWidth>
+            </wp14:sizeRelH>
+            <wp14:sizeRelV relativeFrom="page">
+              <wp14:pctHeight>0</wp14:pctHeight>
+            </wp14:sizeRelV>
+          </wp:anchor>
+        </w:drawing>
+      </w:r>
+      <w:r>
+        <w:rPr>
+          <w:rFonts w:ascii="Open Sans" w:eastAsia="Times New Roman" w:hAnsi="Open Sans" w:cs="Open Sans"/>
+          <w:color w:val="000000"/>
+          <w:sz w:val="21"/>
+          <w:szCs w:val="21"/>
+          <w:shd w:val="clear" w:color="auto" w:fill="FFFFFF"/>
+          <w:lang w:eastAsia="en-GB"/>
+        </w:rPr>
+        <w:t>Lorem ipsum dolor sit amet, consectetur adipiscing elit. Pellentesque faucibus, mi eu pellentesque venenatis, ligula leo tincidunt mauris, in tempus lectus erat eget purus. Fusce quis urna dolor. Phasellus tristique felis justo, vel consectetur magna luctus a. Nulla pharetra magna non pellentesque vestibulum.</w:t>
+      </w:r>
+      <w:r>
+        <w:rPr>
+          <w:noProof/>
+        </w:rPr>
+        <w:t xml:space="preserve"> </w:t>
+      </w:r>
+    </w:p>
+    <w:p>
+      <w:pPr>
+        <w:pStyle w:val="Heading2"/>
+        <w:rPr>
+          <w:lang w:val="en-US"/>
+        </w:rPr>
+      </w:pPr>
+      <w:r>
+        <w:rPr>
+          <w:lang w:val="en-US"/>
+        </w:rPr>
+        <w:t xml:space="preserve">Task </w:t>
+      </w:r>
+      <w:r>
+        <w:rPr>
+          <w:lang w:val="en-US"/>
+        </w:rPr>
+        <w:t>5</w:t>
+      </w:r>
+    </w:p>
+    <w:p>
+      <w:pPr>
+        <w:rPr>
+          <w:lang w:val="en-US"/>
+        </w:rPr>
+      </w:pPr>
+    </w:p>
+    <w:p>
+      <w:pPr>
+        <w:rPr>
+          <w:rFonts w:ascii="Arial" w:eastAsia="Times New Roman" w:hAnsi="Arial" w:cs="Arial"/>
+          <w:color w:val="000000"/>
+          <w:sz w:val="21"/>
+          <w:szCs w:val="21"/>
+          <w:shd w:val="clear" w:color="auto" w:fill="FFFFFF"/>
+          <w:lang w:val="en-US" w:eastAsia="en-GB"/>
+        </w:rPr>
+      </w:pPr>
+      <w:r>
+        <w:rPr>
+          <w:rFonts w:ascii="Arial" w:eastAsia="Times New Roman" w:hAnsi="Arial" w:cs="Arial"/>
+          <w:color w:val="000000"/>
+          <w:sz w:val="21"/>
+          <w:szCs w:val="21"/>
+          <w:shd w:val="clear" w:color="auto" w:fill="FFFFFF"/>
+          <w:lang w:val="en-US" w:eastAsia="en-GB"/>
+        </w:rPr>
+        <w:t>Pri pohybe robota riadeného len na základe časo</w:t>
+      </w:r>
+      <w:r>
+        <w:rPr>
+          <w:rFonts w:ascii="Arial" w:eastAsia="Times New Roman" w:hAnsi="Arial" w:cs="Arial"/>
+          <w:color w:val="000000"/>
+          <w:sz w:val="21"/>
+          <w:szCs w:val="21"/>
+          <w:shd w:val="clear" w:color="auto" w:fill="FFFFFF"/>
+          <w:lang w:val="en-US" w:eastAsia="en-GB"/>
+        </w:rPr>
+        <w:t>vých intervalov je možno pozorovať neopakovatelnosť trajektórie pohybu. Dosiahnutie cieľu je do značnej miery náhodné.</w:t>
+      </w:r>
+    </w:p>
+    <w:p>
+      <w:pPr>
+        <w:pStyle w:val="Heading2"/>
+        <w:rPr>
+          <w:lang w:val="en-US"/>
+        </w:rPr>
+      </w:pPr>
+      <w:r>
+        <w:rPr>
+          <w:lang w:val="en-US"/>
+        </w:rPr>
+        <w:drawing>
+          <wp:anchor distT="0" distB="0" distL="114300" distR="114300" simplePos="0" relativeHeight="251676672" behindDoc="1" locked="0" layoutInCell="1" allowOverlap="1" wp14:anchorId="407DA403" wp14:editId="35ACC90D">
+            <wp:simplePos x="0" y="0"/>
+            <wp:positionH relativeFrom="margin">
+              <wp:align>center</wp:align>
+            </wp:positionH>
+            <wp:positionV relativeFrom="paragraph">
+              <wp:posOffset>117475</wp:posOffset>
+            </wp:positionV>
+            <wp:extent cx="2110740" cy="2246630"/>
+            <wp:effectExtent l="0" t="0" r="3810" b="1270"/>
+            <wp:wrapTight wrapText="bothSides">
+              <wp:wrapPolygon edited="0">
+                <wp:start x="0" y="0"/>
+                <wp:lineTo x="0" y="21429"/>
+                <wp:lineTo x="21444" y="21429"/>
+                <wp:lineTo x="21444" y="0"/>
+                <wp:lineTo x="0" y="0"/>
+              </wp:wrapPolygon>
+            </wp:wrapTight>
+            <wp:docPr id="968169473" name="Picture 1"/>
+            <wp:cNvGraphicFramePr>
+              <a:graphicFrameLocks xmlns:a="http://schemas.openxmlformats.org/drawingml/2006/main" noChangeAspect="1"/>
+            </wp:cNvGraphicFramePr>
+            <a:graphic xmlns:a="http://schemas.openxmlformats.org/drawingml/2006/main">
+              <a:graphicData uri="http://schemas.openxmlformats.org/drawingml/2006/picture">
+                <pic:pic xmlns:pic="http://schemas.openxmlformats.org/drawingml/2006/picture">
+                  <pic:nvPicPr>
+                    <pic:cNvPr id="968169473" name=""/>
+                    <pic:cNvPicPr/>
+                  </pic:nvPicPr>
+                  <pic:blipFill>
+                    <a:blip r:embed="rId13">
+                      <a:extLst>
+                        <a:ext uri="{28A0092B-C50C-407E-A947-70E740481C1C}">
+                          <a14:useLocalDpi xmlns:a14="http://schemas.microsoft.com/office/drawing/2010/main" val="0"/>
+                        </a:ext>
+                      </a:extLst>
+                    </a:blip>
+                    <a:stretch>
+                      <a:fillRect/>
+                    </a:stretch>
+                  </pic:blipFill>
+                  <pic:spPr>
+                    <a:xfrm>
+                      <a:off x="0" y="0"/>
+                      <a:ext cx="2110740" cy="2246630"/>
+                    </a:xfrm>
+                    <a:prstGeom prst="rect">
+                      <a:avLst/>
+                    </a:prstGeom>
+                  </pic:spPr>
+                </pic:pic>
+              </a:graphicData>
+            </a:graphic>
+          </wp:anchor>
+        </w:drawing>
+      </w:r>
+    </w:p>
+    <w:p>
+      <w:pPr>
+        <w:rPr>
+          <w:lang w:val="en-US"/>
+        </w:rPr>
+      </w:pPr>
+    </w:p>
+    <w:p>
+      <w:pPr>
+        <w:rPr>
+          <w:lang w:val="en-US"/>
+        </w:rPr>
+      </w:pPr>
+    </w:p>
+    <w:p>
+      <w:pPr>
+        <w:rPr>
+          <w:rFonts w:asciiTheme="majorHAnsi" w:eastAsiaTheme="majorEastAsia" w:hAnsiTheme="majorHAnsi" w:cstheme="majorBidi"/>
+          <w:color w:val="4472C4" w:themeColor="accent1"/>
+          <w:sz w:val="28"/>
+          <w:szCs w:val="26"/>
+          <w:lang w:val="en-US"/>
+        </w:rPr>
+      </w:pPr>
+    </w:p>
+    <w:p>
+      <w:pPr>
+        <w:jc w:val="center"/>
+        <w:rPr>
+          <w:lang w:val="en-US"/>
+        </w:rPr>
+      </w:pPr>
+      <w:r>
+        <w:rPr>
+          <w:noProof/>
+        </w:rPr>
+        <mc:AlternateContent>
+          <mc:Choice Requires="wps">
+            <w:drawing>
+              <wp:anchor distT="0" distB="0" distL="114300" distR="114300" simplePos="0" relativeHeight="251675648" behindDoc="0" locked="0" layoutInCell="1" allowOverlap="1" wp14:anchorId="6CEC46A8" wp14:editId="668A5AE5">
+                <wp:simplePos x="0" y="0"/>
+                <wp:positionH relativeFrom="margin">
+                  <wp:align>center</wp:align>
+                </wp:positionH>
+                <wp:positionV relativeFrom="paragraph">
+                  <wp:posOffset>1640205</wp:posOffset>
+                </wp:positionV>
+                <wp:extent cx="2023110" cy="635"/>
+                <wp:effectExtent l="0" t="0" r="0" b="0"/>
+                <wp:wrapTopAndBottom/>
+                <wp:docPr id="815382643" name="Text Box 815382643"/>
+                <wp:cNvGraphicFramePr/>
+                <a:graphic xmlns:a="http://schemas.openxmlformats.org/drawingml/2006/main">
+                  <a:graphicData uri="http://schemas.microsoft.com/office/word/2010/wordprocessingShape">
+                    <wps:wsp>
+                      <wps:cNvSpPr txBox="1"/>
+                      <wps:spPr>
+                        <a:xfrm>
+                          <a:off x="0" y="0"/>
+                          <a:ext cx="2023110" cy="635"/>
+                        </a:xfrm>
+                        <a:prstGeom prst="rect">
+                          <a:avLst/>
+                        </a:prstGeom>
+                        <a:solidFill>
+                          <a:prstClr val="white"/>
+                        </a:solidFill>
+                        <a:ln>
+                          <a:noFill/>
+                        </a:ln>
+                      </wps:spPr>
+                      <wps:txbx>
+                        <w:txbxContent>
+                          <w:p>
+                            <w:pPr>
+                              <w:pStyle w:val="Caption"/>
+                              <w:jc w:val="center"/>
+                              <w:rPr>
+                                <w:rFonts w:ascii="Open Sans" w:eastAsia="Times New Roman" w:hAnsi="Open Sans" w:cs="Open Sans"/>
+                                <w:color w:val="000000"/>
+                                <w:sz w:val="21"/>
+                                <w:szCs w:val="21"/>
+                                <w:shd w:val="clear" w:color="auto" w:fill="FFFFFF"/>
+                              </w:rPr>
+                            </w:pPr>
+                            <w:r>
+                              <w:t xml:space="preserve">Figure </w:t>
+                            </w:r>
+                            <w:r>
+                              <w:fldChar w:fldCharType="begin"/>
+                            </w:r>
+                            <w:r>
+                              <w:instrText xml:space="preserve"> SEQ Figure \* ARABIC </w:instrText>
+                            </w:r>
+                            <w:r>
+                              <w:fldChar w:fldCharType="separate"/>
+                            </w:r>
+                            <w:r>
+                              <w:rPr>
+                                <w:noProof/>
+                              </w:rPr>
+                              <w:t>1</w:t>
+                            </w:r>
+                            <w:r>
+                              <w:rPr>
+                                <w:noProof/>
+                              </w:rPr>
+                              <w:fldChar w:fldCharType="end"/>
+                            </w:r>
+                            <w:r>
+                              <w:rPr>
+                                <w:lang w:val="en-US"/>
+                              </w:rPr>
+                              <w:t xml:space="preserve"> - Lorem Ipsum</w:t>
+                            </w:r>
+                          </w:p>
+                        </w:txbxContent>
+                      </wps:txbx>
+                      <wps:bodyPr rot="0" spcFirstLastPara="0" vertOverflow="overflow" horzOverflow="overflow" vert="horz" wrap="square" lIns="0" tIns="0" rIns="0" bIns="0" numCol="1" spcCol="0" rtlCol="0" fromWordArt="0" anchor="t" anchorCtr="0" forceAA="0" compatLnSpc="1">
+                        <a:prstTxWarp prst="textNoShape">
+                          <a:avLst/>
+                        </a:prstTxWarp>
+                        <a:spAutoFit/>
+                      </wps:bodyPr>
+                    </wps:wsp>
+                  </a:graphicData>
+                </a:graphic>
+              </wp:anchor>
+            </w:drawing>
+          </mc:Choice>
+          <mc:Fallback>
+            <w:pict>
+              <v:shape w14:anchorId="6CEC46A8" id="Text Box 815382643" o:spid="_x0000_s1029" type="#_x0000_t202" style="position:absolute;left:0;text-align:left;margin-left:0;margin-top:129.15pt;width:159.3pt;height:.05pt;z-index:251675648;visibility:visible;mso-wrap-style:square;mso-wrap-distance-left:9pt;mso-wrap-distance-top:0;mso-wrap-distance-right:9pt;mso-wrap-distance-bottom:0;mso-position-horizontal:center;mso-position-horizontal-relative:margin;mso-position-vertical:absolute;mso-position-vertical-relative:text;v-text-anchor:top" o:gfxdata="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" stroked="f">
+                <v:textbox style="mso-fit-shape-to-text:t" inset="0,0,0,0">
+                  <w:txbxContent>
+                    <w:p>
+                      <w:pPr>
+                        <w:pStyle w:val="Caption"/>
+                        <w:jc w:val="center"/>
+                        <w:rPr>
+                          <w:rFonts w:ascii="Open Sans" w:eastAsia="Times New Roman" w:hAnsi="Open Sans" w:cs="Open Sans"/>
+                          <w:color w:val="000000"/>
+                          <w:sz w:val="21"/>
+                          <w:szCs w:val="21"/>
+                          <w:shd w:val="clear" w:color="auto" w:fill="FFFFFF"/>
+                        </w:rPr>
+                      </w:pPr>
+                      <w:r>
+                        <w:t xml:space="preserve">Figure </w:t>
+                      </w:r>
+                      <w:r>
+                        <w:fldChar w:fldCharType="begin"/>
+                      </w:r>
+                      <w:r>
+                        <w:instrText xml:space="preserve"> SEQ Figure \* ARABIC </w:instrText>
+                      </w:r>
+                      <w:r>
+                        <w:fldChar w:fldCharType="separate"/>
+                      </w:r>
+                      <w:r>
+                        <w:rPr>
+                          <w:noProof/>
+                        </w:rPr>
+                        <w:t>1</w:t>
+                      </w:r>
+                      <w:r>
+                        <w:rPr>
+                          <w:noProof/>
+                        </w:rPr>
+                        <w:fldChar w:fldCharType="end"/>
+                      </w:r>
+                      <w:r>
+                        <w:rPr>
+                          <w:lang w:val="en-US"/>
+                        </w:rPr>
+                        <w:t xml:space="preserve"> - Lorem Ipsum</w:t>
+                      </w:r>
+                    </w:p>
+                  </w:txbxContent>
+                </v:textbox>
+                <w10:wrap type="topAndBottom" anchorx="margin"/>
+              </v:shape>
+            </w:pict>
+          </mc:Fallback>
+        </mc:AlternateContent>
+      </w:r>
+    </w:p>
     <w:sectPr>
-      <w:headerReference w:type="default" r:id="rId13"/>
+      <w:headerReference w:type="default" r:id="rId14"/>
       <w:pgSz w:w="11906" w:h="16838"/>
       <w:pgMar w:top="1440" w:right="1440" w:bottom="1440" w:left="1440" w:header="708" w:footer="708" w:gutter="0"/>
       <w:cols w:space="708"/>
@@ -760,7 +1337,7 @@
 </file>
 
 <file path=word/endnotes.xml><?xml version="1.0" encoding="utf-8"?>
-<w:endnotes xmlns:wpc="http://schemas.microsoft.com/office/word/2010/wordprocessingCanvas" xmlns:cx="http://schemas.microsoft.com/office/drawing/2014/chartex" xmlns:cx1="http://schemas.microsoft.com/office/drawing/2015/9/8/chartex" xmlns:cx2="http://schemas.microsoft.com/office/drawing/2015/10/21/chartex" xmlns:cx3="http://schemas.microsoft.com/office/drawing/2016/5/9/chartex" xmlns:cx4="http://schemas.microsoft.com/office/drawing/2016/5/10/chartex" xmlns:cx5="http://schemas.microsoft.com/office/drawing/2016/5/11/chartex" xmlns:cx6="http://schemas.microsoft.com/office/drawing/2016/5/12/chartex" xmlns:cx7="http://schemas.microsoft.com/office/drawing/2016/5/13/chartex" xmlns:cx8="http://schemas.microsoft.com/office/drawing/2016/5/14/chartex" xmlns:mc="http://schemas.openxmlformats.org/markup-compatibility/2006" xmlns:aink="http://schemas.microsoft.com/office/drawing/2016/ink" xmlns:am3d="http://schemas.microsoft.com/office/drawing/2017/model3d" xmlns:o="urn:schemas-microsoft-com:office:office" xmlns:r="http://schemas.openxmlformats.org/officeDocument/2006/relationships" xmlns:m="http://schemas.openxmlformats.org/officeDocument/2006/math" xmlns:v="urn:schemas-microsoft-com:vml" xmlns:wp14="http://schemas.microsoft.com/office/word/2010/wordprocessingDrawing" xmlns:wp="http://schemas.openxmlformats.org/drawingml/2006/wordprocessingDrawing" xmlns:w10="urn:schemas-microsoft-com:office:word" xmlns:w="http://schemas.openxmlformats.org/wordprocessingml/2006/main" xmlns:w14="http://schemas.microsoft.com/office/word/2010/wordml" xmlns:w15="http://schemas.microsoft.com/office/word/2012/wordml" xmlns:w16cex="http://schemas.microsoft.com/office/word/2018/wordml/cex" xmlns:w16cid="http://schemas.microsoft.com/office/word/2016/wordml/cid" xmlns:w16="http://schemas.microsoft.com/office/word/2018/wordml" xmlns:w16sdtdh="http://schemas.microsoft.com/office/word/2020/wordml/sdtdatahash" xmlns:w16se="http://schemas.microsoft.com/office/word/2015/wordml/symex" xmlns:wpg="http://schemas.microsoft.com/office/word/2010/wordprocessingGroup" xmlns:wpi="http://schemas.microsoft.com/office/word/2010/wordprocessingInk" xmlns:wne="http://schemas.microsoft.com/office/word/2006/wordml" xmlns:wps="http://schemas.microsoft.com/office/word/2010/wordprocessingShape" mc:Ignorable="w14 w15 w16se w16cid w16 w16cex w16sdtdh wp14">
+<w:endnotes xmlns:wpc="http://schemas.microsoft.com/office/word/2010/wordprocessingCanvas" xmlns:cx="http://schemas.microsoft.com/office/drawing/2014/chartex" xmlns:cx1="http://schemas.microsoft.com/office/drawing/2015/9/8/chartex" xmlns:cx2="http://schemas.microsoft.com/office/drawing/2015/10/21/chartex" xmlns:cx3="http://schemas.microsoft.com/office/drawing/2016/5/9/chartex" xmlns:cx4="http://schemas.microsoft.com/office/drawing/2016/5/10/chartex" xmlns:cx5="http://schemas.microsoft.com/office/drawing/2016/5/11/chartex" xmlns:cx6="http://schemas.microsoft.com/office/drawing/2016/5/12/chartex" xmlns:cx7="http://schemas.microsoft.com/office/drawing/2016/5/13/chartex" xmlns:cx8="http://schemas.microsoft.com/office/drawing/2016/5/14/chartex" xmlns:mc="http://schemas.openxmlformats.org/markup-compatibility/2006" xmlns:aink="http://schemas.microsoft.com/office/drawing/2016/ink" xmlns:am3d="http://schemas.microsoft.com/office/drawing/2017/model3d" xmlns:o="urn:schemas-microsoft-com:office:office" xmlns:oel="http://schemas.microsoft.com/office/2019/extlst" xmlns:r="http://schemas.openxmlformats.org/officeDocument/2006/relationships" xmlns:m="http://schemas.openxmlformats.org/officeDocument/2006/math" xmlns:v="urn:schemas-microsoft-com:vml" xmlns:wp14="http://schemas.microsoft.com/office/word/2010/wordprocessingDrawing" xmlns:wp="http://schemas.openxmlformats.org/drawingml/2006/wordprocessingDrawing" xmlns:w10="urn:schemas-microsoft-com:office:word" xmlns:w="http://schemas.openxmlformats.org/wordprocessingml/2006/main" xmlns:w14="http://schemas.microsoft.com/office/word/2010/wordml" xmlns:w15="http://schemas.microsoft.com/office/word/2012/wordml" xmlns:w16cex="http://schemas.microsoft.com/office/word/2018/wordml/cex" xmlns:w16cid="http://schemas.microsoft.com/office/word/2016/wordml/cid" xmlns:w16="http://schemas.microsoft.com/office/word/2018/wordml" xmlns:w16du="http://schemas.microsoft.com/office/word/2023/wordml/word16du" xmlns:w16sdtdh="http://schemas.microsoft.com/office/word/2020/wordml/sdtdatahash" xmlns:w16sdtfl="http://schemas.microsoft.com/office/word/2024/wordml/sdtformatlock" xmlns:w16se="http://schemas.microsoft.com/office/word/2015/wordml/symex" xmlns:wpg="http://schemas.microsoft.com/office/word/2010/wordprocessingGroup" xmlns:wpi="http://schemas.microsoft.com/office/word/2010/wordprocessingInk" xmlns:wne="http://schemas.microsoft.com/office/word/2006/wordml" xmlns:wps="http://schemas.microsoft.com/office/word/2010/wordprocessingShape" mc:Ignorable="w14 w15 w16se w16cid w16 w16cex w16sdtdh w16sdtfl w16du wp14">
   <w:endnote w:type="separator" w:id="-1">
     <w:p>
       <w:r>
@@ -779,7 +1356,7 @@
 </file>
 
 <file path=word/footnotes.xml><?xml version="1.0" encoding="utf-8"?>
-<w:footnotes xmlns:wpc="http://schemas.microsoft.com/office/word/2010/wordprocessingCanvas" xmlns:cx="http://schemas.microsoft.com/office/drawing/2014/chartex" xmlns:cx1="http://schemas.microsoft.com/office/drawing/2015/9/8/chartex" xmlns:cx2="http://schemas.microsoft.com/office/drawing/2015/10/21/chartex" xmlns:cx3="http://schemas.microsoft.com/office/drawing/2016/5/9/chartex" xmlns:cx4="http://schemas.microsoft.com/office/drawing/2016/5/10/chartex" xmlns:cx5="http://schemas.microsoft.com/office/drawing/2016/5/11/chartex" xmlns:cx6="http://schemas.microsoft.com/office/drawing/2016/5/12/chartex" xmlns:cx7="http://schemas.microsoft.com/office/drawing/2016/5/13/chartex" xmlns:cx8="http://schemas.microsoft.com/office/drawing/2016/5/14/chartex" xmlns:mc="http://schemas.openxmlformats.org/markup-compatibility/2006" xmlns:aink="http://schemas.microsoft.com/office/drawing/2016/ink" xmlns:am3d="http://schemas.microsoft.com/office/drawing/2017/model3d" xmlns:o="urn:schemas-microsoft-com:office:office" xmlns:r="http://schemas.openxmlformats.org/officeDocument/2006/relationships" xmlns:m="http://schemas.openxmlformats.org/officeDocument/2006/math" xmlns:v="urn:schemas-microsoft-com:vml" xmlns:wp14="http://schemas.microsoft.com/office/word/2010/wordprocessingDrawing" xmlns:wp="http://schemas.openxmlformats.org/drawingml/2006/wordprocessingDrawing" xmlns:w10="urn:schemas-microsoft-com:office:word" xmlns:w="http://schemas.openxmlformats.org/wordprocessingml/2006/main" xmlns:w14="http://schemas.microsoft.com/office/word/2010/wordml" xmlns:w15="http://schemas.microsoft.com/office/word/2012/wordml" xmlns:w16cex="http://schemas.microsoft.com/office/word/2018/wordml/cex" xmlns:w16cid="http://schemas.microsoft.com/office/word/2016/wordml/cid" xmlns:w16="http://schemas.microsoft.com/office/word/2018/wordml" xmlns:w16sdtdh="http://schemas.microsoft.com/office/word/2020/wordml/sdtdatahash" xmlns:w16se="http://schemas.microsoft.com/office/word/2015/wordml/symex" xmlns:wpg="http://schemas.microsoft.com/office/word/2010/wordprocessingGroup" xmlns:wpi="http://schemas.microsoft.com/office/word/2010/wordprocessingInk" xmlns:wne="http://schemas.microsoft.com/office/word/2006/wordml" xmlns:wps="http://schemas.microsoft.com/office/word/2010/wordprocessingShape" mc:Ignorable="w14 w15 w16se w16cid w16 w16cex w16sdtdh wp14">
+<w:footnotes xmlns:wpc="http://schemas.microsoft.com/office/word/2010/wordprocessingCanvas" xmlns:cx="http://schemas.microsoft.com/office/drawing/2014/chartex" xmlns:cx1="http://schemas.microsoft.com/office/drawing/2015/9/8/chartex" xmlns:cx2="http://schemas.microsoft.com/office/drawing/2015/10/21/chartex" xmlns:cx3="http://schemas.microsoft.com/office/drawing/2016/5/9/chartex" xmlns:cx4="http://schemas.microsoft.com/office/drawing/2016/5/10/chartex" xmlns:cx5="http://schemas.microsoft.com/office/drawing/2016/5/11/chartex" xmlns:cx6="http://schemas.microsoft.com/office/drawing/2016/5/12/chartex" xmlns:cx7="http://schemas.microsoft.com/office/drawing/2016/5/13/chartex" xmlns:cx8="http://schemas.microsoft.com/office/drawing/2016/5/14/chartex" xmlns:mc="http://schemas.openxmlformats.org/markup-compatibility/2006" xmlns:aink="http://schemas.microsoft.com/office/drawing/2016/ink" xmlns:am3d="http://schemas.microsoft.com/office/drawing/2017/model3d" xmlns:o="urn:schemas-microsoft-com:office:office" xmlns:oel="http://schemas.microsoft.com/office/2019/extlst" xmlns:r="http://schemas.openxmlformats.org/officeDocument/2006/relationships" xmlns:m="http://schemas.openxmlformats.org/officeDocument/2006/math" xmlns:v="urn:schemas-microsoft-com:vml" xmlns:wp14="http://schemas.microsoft.com/office/word/2010/wordprocessingDrawing" xmlns:wp="http://schemas.openxmlformats.org/drawingml/2006/wordprocessingDrawing" xmlns:w10="urn:schemas-microsoft-com:office:word" xmlns:w="http://schemas.openxmlformats.org/wordprocessingml/2006/main" xmlns:w14="http://schemas.microsoft.com/office/word/2010/wordml" xmlns:w15="http://schemas.microsoft.com/office/word/2012/wordml" xmlns:w16cex="http://schemas.microsoft.com/office/word/2018/wordml/cex" xmlns:w16cid="http://schemas.microsoft.com/office/word/2016/wordml/cid" xmlns:w16="http://schemas.microsoft.com/office/word/2018/wordml" xmlns:w16du="http://schemas.microsoft.com/office/word/2023/wordml/word16du" xmlns:w16sdtdh="http://schemas.microsoft.com/office/word/2020/wordml/sdtdatahash" xmlns:w16sdtfl="http://schemas.microsoft.com/office/word/2024/wordml/sdtformatlock" xmlns:w16se="http://schemas.microsoft.com/office/word/2015/wordml/symex" xmlns:wpg="http://schemas.microsoft.com/office/word/2010/wordprocessingGroup" xmlns:wpi="http://schemas.microsoft.com/office/word/2010/wordprocessingInk" xmlns:wne="http://schemas.microsoft.com/office/word/2006/wordml" xmlns:wps="http://schemas.microsoft.com/office/word/2010/wordprocessingShape" mc:Ignorable="w14 w15 w16se w16cid w16 w16cex w16sdtdh w16sdtfl w16du wp14">
   <w:footnote w:type="separator" w:id="-1">
     <w:p>
       <w:r>
@@ -798,7 +1375,7 @@
 </file>
 
 <file path=word/header1.xml><?xml version="1.0" encoding="utf-8"?>
-<w:hdr xmlns:wpc="http://schemas.microsoft.com/office/word/2010/wordprocessingCanvas" xmlns:cx="http://schemas.microsoft.com/office/drawing/2014/chartex" xmlns:cx1="http://schemas.microsoft.com/office/drawing/2015/9/8/chartex" xmlns:cx2="http://schemas.microsoft.com/office/drawing/2015/10/21/chartex" xmlns:cx3="http://schemas.microsoft.com/office/drawing/2016/5/9/chartex" xmlns:cx4="http://schemas.microsoft.com/office/drawing/2016/5/10/chartex" xmlns:cx5="http://schemas.microsoft.com/office/drawing/2016/5/11/chartex" xmlns:cx6="http://schemas.microsoft.com/office/drawing/2016/5/12/chartex" xmlns:cx7="http://schemas.microsoft.com/office/drawing/2016/5/13/chartex" xmlns:cx8="http://schemas.microsoft.com/office/drawing/2016/5/14/chartex" xmlns:mc="http://schemas.openxmlformats.org/markup-compatibility/2006" xmlns:aink="http://schemas.microsoft.com/office/drawing/2016/ink" xmlns:am3d="http://schemas.microsoft.com/office/drawing/2017/model3d" xmlns:o="urn:schemas-microsoft-com:office:office" xmlns:r="http://schemas.openxmlformats.org/officeDocument/2006/relationships" xmlns:m="http://schemas.openxmlformats.org/officeDocument/2006/math" xmlns:v="urn:schemas-microsoft-com:vml" xmlns:wp14="http://schemas.microsoft.com/office/word/2010/wordprocessingDrawing" xmlns:wp="http://schemas.openxmlformats.org/drawingml/2006/wordprocessingDrawing" xmlns:w10="urn:schemas-microsoft-com:office:word" xmlns:w="http://schemas.openxmlformats.org/wordprocessingml/2006/main" xmlns:w14="http://schemas.microsoft.com/office/word/2010/wordml" xmlns:w15="http://schemas.microsoft.com/office/word/2012/wordml" xmlns:w16cex="http://schemas.microsoft.com/office/word/2018/wordml/cex" xmlns:w16cid="http://schemas.microsoft.com/office/word/2016/wordml/cid" xmlns:w16="http://schemas.microsoft.com/office/word/2018/wordml" xmlns:w16sdtdh="http://schemas.microsoft.com/office/word/2020/wordml/sdtdatahash" xmlns:w16se="http://schemas.microsoft.com/office/word/2015/wordml/symex" xmlns:wpg="http://schemas.microsoft.com/office/word/2010/wordprocessingGroup" xmlns:wpi="http://schemas.microsoft.com/office/word/2010/wordprocessingInk" xmlns:wne="http://schemas.microsoft.com/office/word/2006/wordml" xmlns:wps="http://schemas.microsoft.com/office/word/2010/wordprocessingShape" mc:Ignorable="w14 w15 w16se w16cid w16 w16cex w16sdtdh wp14">
+<w:hdr xmlns:wpc="http://schemas.microsoft.com/office/word/2010/wordprocessingCanvas" xmlns:cx="http://schemas.microsoft.com/office/drawing/2014/chartex" xmlns:cx1="http://schemas.microsoft.com/office/drawing/2015/9/8/chartex" xmlns:cx2="http://schemas.microsoft.com/office/drawing/2015/10/21/chartex" xmlns:cx3="http://schemas.microsoft.com/office/drawing/2016/5/9/chartex" xmlns:cx4="http://schemas.microsoft.com/office/drawing/2016/5/10/chartex" xmlns:cx5="http://schemas.microsoft.com/office/drawing/2016/5/11/chartex" xmlns:cx6="http://schemas.microsoft.com/office/drawing/2016/5/12/chartex" xmlns:cx7="http://schemas.microsoft.com/office/drawing/2016/5/13/chartex" xmlns:cx8="http://schemas.microsoft.com/office/drawing/2016/5/14/chartex" xmlns:mc="http://schemas.openxmlformats.org/markup-compatibility/2006" xmlns:aink="http://schemas.microsoft.com/office/drawing/2016/ink" xmlns:am3d="http://schemas.microsoft.com/office/drawing/2017/model3d" xmlns:o="urn:schemas-microsoft-com:office:office" xmlns:oel="http://schemas.microsoft.com/office/2019/extlst" xmlns:r="http://schemas.openxmlformats.org/officeDocument/2006/relationships" xmlns:m="http://schemas.openxmlformats.org/officeDocument/2006/math" xmlns:v="urn:schemas-microsoft-com:vml" xmlns:wp14="http://schemas.microsoft.com/office/word/2010/wordprocessingDrawing" xmlns:wp="http://schemas.openxmlformats.org/drawingml/2006/wordprocessingDrawing" xmlns:w10="urn:schemas-microsoft-com:office:word" xmlns:w="http://schemas.openxmlformats.org/wordprocessingml/2006/main" xmlns:w14="http://schemas.microsoft.com/office/word/2010/wordml" xmlns:w15="http://schemas.microsoft.com/office/word/2012/wordml" xmlns:w16cex="http://schemas.microsoft.com/office/word/2018/wordml/cex" xmlns:w16cid="http://schemas.microsoft.com/office/word/2016/wordml/cid" xmlns:w16="http://schemas.microsoft.com/office/word/2018/wordml" xmlns:w16du="http://schemas.microsoft.com/office/word/2023/wordml/word16du" xmlns:w16sdtdh="http://schemas.microsoft.com/office/word/2020/wordml/sdtdatahash" xmlns:w16sdtfl="http://schemas.microsoft.com/office/word/2024/wordml/sdtformatlock" xmlns:w16se="http://schemas.microsoft.com/office/word/2015/wordml/symex" xmlns:wpg="http://schemas.microsoft.com/office/word/2010/wordprocessingGroup" xmlns:wpi="http://schemas.microsoft.com/office/word/2010/wordprocessingInk" xmlns:wne="http://schemas.microsoft.com/office/word/2006/wordml" xmlns:wps="http://schemas.microsoft.com/office/word/2010/wordprocessingShape" mc:Ignorable="w14 w15 w16se w16cid w16 w16cex w16sdtdh w16sdtfl w16du wp14">
   <w:p>
     <w:pPr>
       <w:rPr>
@@ -1012,7 +1589,7 @@
 </file>
 
 <file path=word/numbering.xml><?xml version="1.0" encoding="utf-8"?>
-<w:numbering xmlns:wpc="http://schemas.microsoft.com/office/word/2010/wordprocessingCanvas" xmlns:cx="http://schemas.microsoft.com/office/drawing/2014/chartex" xmlns:cx1="http://schemas.microsoft.com/office/drawing/2015/9/8/chartex" xmlns:cx2="http://schemas.microsoft.com/office/drawing/2015/10/21/chartex" xmlns:cx3="http://schemas.microsoft.com/office/drawing/2016/5/9/chartex" xmlns:cx4="http://schemas.microsoft.com/office/drawing/2016/5/10/chartex" xmlns:cx5="http://schemas.microsoft.com/office/drawing/2016/5/11/chartex" xmlns:cx6="http://schemas.microsoft.com/office/drawing/2016/5/12/chartex" xmlns:cx7="http://schemas.microsoft.com/office/drawing/2016/5/13/chartex" xmlns:cx8="http://schemas.microsoft.com/office/drawing/2016/5/14/chartex" xmlns:mc="http://schemas.openxmlformats.org/markup-compatibility/2006" xmlns:aink="http://schemas.microsoft.com/office/drawing/2016/ink" xmlns:am3d="http://schemas.microsoft.com/office/drawing/2017/model3d" xmlns:o="urn:schemas-microsoft-com:office:office" xmlns:r="http://schemas.openxmlformats.org/officeDocument/2006/relationships" xmlns:m="http://schemas.openxmlformats.org/officeDocument/2006/math" xmlns:v="urn:schemas-microsoft-com:vml" xmlns:wp14="http://schemas.microsoft.com/office/word/2010/wordprocessingDrawing" xmlns:wp="http://schemas.openxmlformats.org/drawingml/2006/wordprocessingDrawing" xmlns:w10="urn:schemas-microsoft-com:office:word" xmlns:w="http://schemas.openxmlformats.org/wordprocessingml/2006/main" xmlns:w14="http://schemas.microsoft.com/office/word/2010/wordml" xmlns:w15="http://schemas.microsoft.com/office/word/2012/wordml" xmlns:w16cex="http://schemas.microsoft.com/office/word/2018/wordml/cex" xmlns:w16cid="http://schemas.microsoft.com/office/word/2016/wordml/cid" xmlns:w16="http://schemas.microsoft.com/office/word/2018/wordml" xmlns:w16sdtdh="http://schemas.microsoft.com/office/word/2020/wordml/sdtdatahash" xmlns:w16se="http://schemas.microsoft.com/office/word/2015/wordml/symex" xmlns:wpg="http://schemas.microsoft.com/office/word/2010/wordprocessingGroup" xmlns:wpi="http://schemas.microsoft.com/office/word/2010/wordprocessingInk" xmlns:wne="http://schemas.microsoft.com/office/word/2006/wordml" xmlns:wps="http://schemas.microsoft.com/office/word/2010/wordprocessingShape" mc:Ignorable="w14 w15 w16se w16cid w16 w16cex w16sdtdh wp14">
+<w:numbering xmlns:wpc="http://schemas.microsoft.com/office/word/2010/wordprocessingCanvas" xmlns:cx="http://schemas.microsoft.com/office/drawing/2014/chartex" xmlns:cx1="http://schemas.microsoft.com/office/drawing/2015/9/8/chartex" xmlns:cx2="http://schemas.microsoft.com/office/drawing/2015/10/21/chartex" xmlns:cx3="http://schemas.microsoft.com/office/drawing/2016/5/9/chartex" xmlns:cx4="http://schemas.microsoft.com/office/drawing/2016/5/10/chartex" xmlns:cx5="http://schemas.microsoft.com/office/drawing/2016/5/11/chartex" xmlns:cx6="http://schemas.microsoft.com/office/drawing/2016/5/12/chartex" xmlns:cx7="http://schemas.microsoft.com/office/drawing/2016/5/13/chartex" xmlns:cx8="http://schemas.microsoft.com/office/drawing/2016/5/14/chartex" xmlns:mc="http://schemas.openxmlformats.org/markup-compatibility/2006" xmlns:aink="http://schemas.microsoft.com/office/drawing/2016/ink" xmlns:am3d="http://schemas.microsoft.com/office/drawing/2017/model3d" xmlns:o="urn:schemas-microsoft-com:office:office" xmlns:oel="http://schemas.microsoft.com/office/2019/extlst" xmlns:r="http://schemas.openxmlformats.org/officeDocument/2006/relationships" xmlns:m="http://schemas.openxmlformats.org/officeDocument/2006/math" xmlns:v="urn:schemas-microsoft-com:vml" xmlns:wp14="http://schemas.microsoft.com/office/word/2010/wordprocessingDrawing" xmlns:wp="http://schemas.openxmlformats.org/drawingml/2006/wordprocessingDrawing" xmlns:w10="urn:schemas-microsoft-com:office:word" xmlns:w="http://schemas.openxmlformats.org/wordprocessingml/2006/main" xmlns:w14="http://schemas.microsoft.com/office/word/2010/wordml" xmlns:w15="http://schemas.microsoft.com/office/word/2012/wordml" xmlns:w16cex="http://schemas.microsoft.com/office/word/2018/wordml/cex" xmlns:w16cid="http://schemas.microsoft.com/office/word/2016/wordml/cid" xmlns:w16="http://schemas.microsoft.com/office/word/2018/wordml" xmlns:w16du="http://schemas.microsoft.com/office/word/2023/wordml/word16du" xmlns:w16sdtdh="http://schemas.microsoft.com/office/word/2020/wordml/sdtdatahash" xmlns:w16sdtfl="http://schemas.microsoft.com/office/word/2024/wordml/sdtformatlock" xmlns:w16se="http://schemas.microsoft.com/office/word/2015/wordml/symex" xmlns:wpg="http://schemas.microsoft.com/office/word/2010/wordprocessingGroup" xmlns:wpi="http://schemas.microsoft.com/office/word/2010/wordprocessingInk" xmlns:wne="http://schemas.microsoft.com/office/word/2006/wordml" xmlns:wps="http://schemas.microsoft.com/office/word/2010/wordprocessingShape" mc:Ignorable="w14 w15 w16se w16cid w16 w16cex w16sdtdh w16sdtfl w16du wp14">
   <w:abstractNum w:abstractNumId="0" w15:restartNumberingAfterBreak="0">
     <w:nsid w:val="15C71CD8"/>
     <w:multiLevelType w:val="hybridMultilevel"/>
@@ -1438,30 +2015,30 @@
       </w:rPr>
     </w:lvl>
   </w:abstractNum>
-  <w:num w:numId="1">
+  <w:num w:numId="1" w16cid:durableId="847059453">
     <w:abstractNumId w:val="2"/>
   </w:num>
-  <w:num w:numId="2">
+  <w:num w:numId="2" w16cid:durableId="1959096529">
     <w:abstractNumId w:val="0"/>
   </w:num>
-  <w:num w:numId="3">
+  <w:num w:numId="3" w16cid:durableId="1055592016">
     <w:abstractNumId w:val="1"/>
   </w:num>
-  <w:num w:numId="4">
+  <w:num w:numId="4" w16cid:durableId="687102050">
     <w:abstractNumId w:val="3"/>
   </w:num>
 </w:numbering>
 </file>
 
 <file path=word/styles.xml><?xml version="1.0" encoding="utf-8"?>
-<w:styles xmlns:mc="http://schemas.openxmlformats.org/markup-compatibility/2006" xmlns:r="http://schemas.openxmlformats.org/officeDocument/2006/relationships" xmlns:w="http://schemas.openxmlformats.org/wordprocessingml/2006/main" xmlns:w14="http://schemas.microsoft.com/office/word/2010/wordml" xmlns:w15="http://schemas.microsoft.com/office/word/2012/wordml" xmlns:w16cex="http://schemas.microsoft.com/office/word/2018/wordml/cex" xmlns:w16cid="http://schemas.microsoft.com/office/word/2016/wordml/cid" xmlns:w16="http://schemas.microsoft.com/office/word/2018/wordml" xmlns:w16sdtdh="http://schemas.microsoft.com/office/word/2020/wordml/sdtdatahash" xmlns:w16se="http://schemas.microsoft.com/office/word/2015/wordml/symex" mc:Ignorable="w14 w15 w16se w16cid w16 w16cex w16sdtdh">
+<w:styles xmlns:mc="http://schemas.openxmlformats.org/markup-compatibility/2006" xmlns:r="http://schemas.openxmlformats.org/officeDocument/2006/relationships" xmlns:w="http://schemas.openxmlformats.org/wordprocessingml/2006/main" xmlns:w14="http://schemas.microsoft.com/office/word/2010/wordml" xmlns:w15="http://schemas.microsoft.com/office/word/2012/wordml" xmlns:w16cex="http://schemas.microsoft.com/office/word/2018/wordml/cex" xmlns:w16cid="http://schemas.microsoft.com/office/word/2016/wordml/cid" xmlns:w16="http://schemas.microsoft.com/office/word/2018/wordml" xmlns:w16du="http://schemas.microsoft.com/office/word/2023/wordml/word16du" xmlns:w16sdtdh="http://schemas.microsoft.com/office/word/2020/wordml/sdtdatahash" xmlns:w16sdtfl="http://schemas.microsoft.com/office/word/2024/wordml/sdtformatlock" xmlns:w16se="http://schemas.microsoft.com/office/word/2015/wordml/symex" mc:Ignorable="w14 w15 w16se w16cid w16 w16cex w16sdtdh w16sdtfl w16du">
   <w:docDefaults>
     <w:rPrDefault>
       <w:rPr>
         <w:rFonts w:asciiTheme="minorHAnsi" w:eastAsiaTheme="minorHAnsi" w:hAnsiTheme="minorHAnsi" w:cstheme="minorBidi"/>
         <w:sz w:val="24"/>
         <w:szCs w:val="24"/>
-        <w:lang w:val="en-CZ" w:eastAsia="en-US" w:bidi="ar-SA"/>
+        <w:lang w:eastAsia="en-US" w:bidi="ar-SA"/>
       </w:rPr>
     </w:rPrDefault>
     <w:pPrDefault/>
@@ -1916,6 +2493,7 @@
   <w:style w:type="character" w:default="1" w:styleId="DefaultParagraphFont">
     <w:name w:val="Default Paragraph Font"/>
     <w:uiPriority w:val="1"/>
+    <w:semiHidden/>
     <w:unhideWhenUsed/>
   </w:style>
   <w:style w:type="table" w:default="1" w:styleId="TableNormal">
